--- a/presentation/BYOD_Presentation_Script.docx
+++ b/presentation/BYOD_Presentation_Script.docx
@@ -132,7 +132,7 @@
               <w:br/>
             </w:r>
             <w:r>
-              <w:t>The data are publicly available through the BTS TranStats website. BTS collects monthly, individual-flight reports from qualifying U.S. air carriers. The source records scheduled and actual departure and arrival times, reporting airline, origin and destination airports, taxi and airborne time, distance, cancellations, diversions, and the minutes attributed to several delay causes. Classmates can reach the official data from transtats dot b-t-s dot gov and select the on-time performance table. The project package also contains the filtered data, a smaller sample, a data dictionary, and Python code that rebuilds the file from the twelve official monthly downloads.</w:t>
+              <w:t>The data are publicly available through the BTS TranStats website. BTS collects monthly, individual-flight reports from qualifying U.S. air carriers. The source records scheduled and actual departure and arrival times, reporting airline, origin and destination airports, taxi and airborne time, distance, cancellations, diversions, and the minutes attributed to several delay causes. For convenient class access, I published the complete project at GitHub dot com slash d-d-i-c-r-i-s-i slash d-a-s-c-605 Virginia airline delays. The repository contains the filtered data, a smaller sample, a data dictionary, the presentation, and Python code that rebuilds the file from the twelve official monthly downloads.</w:t>
             </w:r>
           </w:p>
         </w:tc>
